--- a/recursos/docs/Actividad 03_parcial1.docx
+++ b/recursos/docs/Actividad 03_parcial1.docx
@@ -445,6 +445,15 @@
     </w:p>
     <w:sdt>
       <w:sdtPr>
+        <w:rPr>
+          <w:rFonts w:asciiTheme="minorHAnsi" w:eastAsiaTheme="minorHAnsi" w:hAnsiTheme="minorHAnsi" w:cstheme="minorBidi"/>
+          <w:color w:val="auto"/>
+          <w:kern w:val="2"/>
+          <w:sz w:val="22"/>
+          <w:szCs w:val="22"/>
+          <w:lang w:eastAsia="en-US"/>
+          <w14:ligatures w14:val="standardContextual"/>
+        </w:rPr>
         <w:id w:val="351308757"/>
         <w:docPartObj>
           <w:docPartGallery w:val="Table of Contents"/>
@@ -453,15 +462,8 @@
       </w:sdtPr>
       <w:sdtEndPr>
         <w:rPr>
-          <w:rFonts w:asciiTheme="minorHAnsi" w:eastAsiaTheme="minorHAnsi" w:hAnsiTheme="minorHAnsi" w:cstheme="minorBidi"/>
           <w:b/>
           <w:bCs/>
-          <w:color w:val="auto"/>
-          <w:kern w:val="2"/>
-          <w:sz w:val="22"/>
-          <w:szCs w:val="22"/>
-          <w:lang w:eastAsia="en-US"/>
-          <w14:ligatures w14:val="standardContextual"/>
         </w:rPr>
       </w:sdtEndPr>
       <w:sdtContent>
@@ -1743,7 +1745,23 @@
           <w:sz w:val="24"/>
           <w:szCs w:val="24"/>
         </w:rPr>
-        <w:t>Datatime</w:t>
+        <w:t>Dat</w:t>
+      </w:r>
+      <w:r>
+        <w:rPr>
+          <w:rFonts w:ascii="Arial" w:hAnsi="Arial" w:cs="Arial"/>
+          <w:sz w:val="24"/>
+          <w:szCs w:val="24"/>
+        </w:rPr>
+        <w:t>e</w:t>
+      </w:r>
+      <w:r>
+        <w:rPr>
+          <w:rFonts w:ascii="Arial" w:hAnsi="Arial" w:cs="Arial"/>
+          <w:sz w:val="24"/>
+          <w:szCs w:val="24"/>
+        </w:rPr>
+        <w:t>time</w:t>
       </w:r>
       <w:proofErr w:type="spellEnd"/>
       <w:r>
@@ -2159,24 +2177,14 @@
       <w:r>
         <w:t xml:space="preserve">Ilustración </w:t>
       </w:r>
-      <w:r>
-        <w:fldChar w:fldCharType="begin"/>
-      </w:r>
-      <w:r>
-        <w:instrText xml:space="preserve"> SEQ Ilustración \* ARABIC </w:instrText>
-      </w:r>
-      <w:r>
-        <w:fldChar w:fldCharType="separate"/>
-      </w:r>
-      <w:r>
-        <w:rPr>
-          <w:noProof/>
-        </w:rPr>
-        <w:t>1</w:t>
-      </w:r>
-      <w:r>
-        <w:fldChar w:fldCharType="end"/>
-      </w:r>
+      <w:fldSimple w:instr=" SEQ Ilustración \* ARABIC ">
+        <w:r>
+          <w:rPr>
+            <w:noProof/>
+          </w:rPr>
+          <w:t>1</w:t>
+        </w:r>
+      </w:fldSimple>
       <w:r>
         <w:t xml:space="preserve"> </w:t>
       </w:r>
@@ -2206,23 +2214,7 @@
           <w:sz w:val="24"/>
           <w:szCs w:val="24"/>
         </w:rPr>
-        <w:t xml:space="preserve">Se observa la correlación directa entre el presionado (PRESS) y la liberación (RELEASE) de cada </w:t>
-      </w:r>
-      <w:r>
-        <w:rPr>
-          <w:rFonts w:ascii="Arial" w:hAnsi="Arial" w:cs="Arial"/>
-          <w:sz w:val="24"/>
-          <w:szCs w:val="24"/>
-        </w:rPr>
-        <w:t>carácter</w:t>
-      </w:r>
-      <w:r>
-        <w:rPr>
-          <w:rFonts w:ascii="Arial" w:hAnsi="Arial" w:cs="Arial"/>
-          <w:sz w:val="24"/>
-          <w:szCs w:val="24"/>
-        </w:rPr>
-        <w:t xml:space="preserve"> alfanumérico. Por ejemplo, para la tecla</w:t>
+        <w:t>Se observa la correlación directa entre el presionado (PRESS) y la liberación (RELEASE) de cada carácter alfanumérico. Por ejemplo, para la tecla</w:t>
       </w:r>
       <w:r>
         <w:rPr>
@@ -2238,79 +2230,7 @@
           <w:sz w:val="24"/>
           <w:szCs w:val="24"/>
         </w:rPr>
-        <w:t xml:space="preserve">, el sistema genera los eventos </w:t>
-      </w:r>
-      <w:r>
-        <w:rPr>
-          <w:rFonts w:ascii="Arial" w:hAnsi="Arial" w:cs="Arial"/>
-          <w:sz w:val="24"/>
-          <w:szCs w:val="24"/>
-        </w:rPr>
-        <w:t>“</w:t>
-      </w:r>
-      <w:r>
-        <w:rPr>
-          <w:rFonts w:ascii="Arial" w:hAnsi="Arial" w:cs="Arial"/>
-          <w:sz w:val="24"/>
-          <w:szCs w:val="24"/>
-        </w:rPr>
-        <w:t>Evento 001</w:t>
-      </w:r>
-      <w:r>
-        <w:rPr>
-          <w:rFonts w:ascii="Arial" w:hAnsi="Arial" w:cs="Arial"/>
-          <w:sz w:val="24"/>
-          <w:szCs w:val="24"/>
-        </w:rPr>
-        <w:t>”</w:t>
-      </w:r>
-      <w:r>
-        <w:rPr>
-          <w:rFonts w:ascii="Arial" w:hAnsi="Arial" w:cs="Arial"/>
-          <w:sz w:val="24"/>
-          <w:szCs w:val="24"/>
-        </w:rPr>
-        <w:t xml:space="preserve"> (PRESS) a las 22:57:39.560 y </w:t>
-      </w:r>
-      <w:r>
-        <w:rPr>
-          <w:rFonts w:ascii="Arial" w:hAnsi="Arial" w:cs="Arial"/>
-          <w:sz w:val="24"/>
-          <w:szCs w:val="24"/>
-        </w:rPr>
-        <w:t>“</w:t>
-      </w:r>
-      <w:r>
-        <w:rPr>
-          <w:rFonts w:ascii="Arial" w:hAnsi="Arial" w:cs="Arial"/>
-          <w:sz w:val="24"/>
-          <w:szCs w:val="24"/>
-        </w:rPr>
-        <w:t>Evento 002</w:t>
-      </w:r>
-      <w:r>
-        <w:rPr>
-          <w:rFonts w:ascii="Arial" w:hAnsi="Arial" w:cs="Arial"/>
-          <w:sz w:val="24"/>
-          <w:szCs w:val="24"/>
-        </w:rPr>
-        <w:t>”</w:t>
-      </w:r>
-      <w:r>
-        <w:rPr>
-          <w:rFonts w:ascii="Arial" w:hAnsi="Arial" w:cs="Arial"/>
-          <w:sz w:val="24"/>
-          <w:szCs w:val="24"/>
-        </w:rPr>
-        <w:t xml:space="preserve"> (RELEASE) a las 22:57:39.728</w:t>
-      </w:r>
-      <w:r>
-        <w:rPr>
-          <w:rFonts w:ascii="Arial" w:hAnsi="Arial" w:cs="Arial"/>
-          <w:sz w:val="24"/>
-          <w:szCs w:val="24"/>
-        </w:rPr>
-        <w:t>.</w:t>
+        <w:t>, el sistema genera los eventos “Evento 001” (PRESS) a las 22:57:39.560 y “Evento 002” (RELEASE) a las 22:57:39.728.</w:t>
       </w:r>
     </w:p>
     <w:p>
@@ -2399,24 +2319,14 @@
       <w:r>
         <w:t xml:space="preserve">Ilustración </w:t>
       </w:r>
-      <w:r>
-        <w:fldChar w:fldCharType="begin"/>
-      </w:r>
-      <w:r>
-        <w:instrText xml:space="preserve"> SEQ Ilustración \* ARABIC </w:instrText>
-      </w:r>
-      <w:r>
-        <w:fldChar w:fldCharType="separate"/>
-      </w:r>
-      <w:r>
-        <w:rPr>
-          <w:noProof/>
-        </w:rPr>
-        <w:t>2</w:t>
-      </w:r>
-      <w:r>
-        <w:fldChar w:fldCharType="end"/>
-      </w:r>
+      <w:fldSimple w:instr=" SEQ Ilustración \* ARABIC ">
+        <w:r>
+          <w:rPr>
+            <w:noProof/>
+          </w:rPr>
+          <w:t>2</w:t>
+        </w:r>
+      </w:fldSimple>
       <w:r>
         <w:t xml:space="preserve"> </w:t>
       </w:r>
@@ -2438,15 +2348,7 @@
           <w:sz w:val="24"/>
           <w:szCs w:val="24"/>
         </w:rPr>
-        <w:t>En la captura del editor Visual Studio Code se muestra el contenido guardado en registrodeteclado.txt. El script incluye una cabecera de delimitación de sesión</w:t>
-      </w:r>
-      <w:r>
-        <w:rPr>
-          <w:rFonts w:ascii="Arial" w:hAnsi="Arial" w:cs="Arial"/>
-          <w:sz w:val="24"/>
-          <w:szCs w:val="24"/>
-        </w:rPr>
-        <w:t>, garantizando que las ejecuciones sucesivas tengan trazabilidad de eventos.</w:t>
+        <w:t>En la captura del editor Visual Studio Code se muestra el contenido guardado en registrodeteclado.txt. El script incluye una cabecera de delimitación de sesión, garantizando que las ejecuciones sucesivas tengan trazabilidad de eventos.</w:t>
       </w:r>
     </w:p>
     <w:p>
@@ -2455,13 +2357,7 @@
       </w:pPr>
       <w:bookmarkStart w:id="8" w:name="_Toc239283078"/>
       <w:r>
-        <w:t xml:space="preserve">Prueba </w:t>
-      </w:r>
-      <w:r>
-        <w:t>3</w:t>
-      </w:r>
-      <w:r>
-        <w:t xml:space="preserve">: </w:t>
+        <w:t xml:space="preserve">Prueba 3: </w:t>
       </w:r>
       <w:r>
         <w:t xml:space="preserve">Intercepción de </w:t>
@@ -2514,15 +2410,7 @@
           <w:sz w:val="24"/>
           <w:szCs w:val="24"/>
         </w:rPr>
-        <w:t>Se probó la capacidad del programa para procesar entradas que no corresponden a caracteres alfanuméricos imprimibles, culminando con la secuencia de salida al presionar Esc</w:t>
-      </w:r>
-      <w:r>
-        <w:rPr>
-          <w:rFonts w:ascii="Arial" w:hAnsi="Arial" w:cs="Arial"/>
-          <w:sz w:val="24"/>
-          <w:szCs w:val="24"/>
-        </w:rPr>
-        <w:t>.</w:t>
+        <w:t>Se probó la capacidad del programa para procesar entradas que no corresponden a caracteres alfanuméricos imprimibles, culminando con la secuencia de salida al presionar Esc.</w:t>
       </w:r>
     </w:p>
     <w:p>
@@ -2584,24 +2472,14 @@
       <w:r>
         <w:t xml:space="preserve">Ilustración </w:t>
       </w:r>
-      <w:r>
-        <w:fldChar w:fldCharType="begin"/>
-      </w:r>
-      <w:r>
-        <w:instrText xml:space="preserve"> SEQ Ilustración \* ARABIC </w:instrText>
-      </w:r>
-      <w:r>
-        <w:fldChar w:fldCharType="separate"/>
-      </w:r>
-      <w:r>
-        <w:rPr>
-          <w:noProof/>
-        </w:rPr>
-        <w:t>3</w:t>
-      </w:r>
-      <w:r>
-        <w:fldChar w:fldCharType="end"/>
-      </w:r>
+      <w:fldSimple w:instr=" SEQ Ilustración \* ARABIC ">
+        <w:r>
+          <w:rPr>
+            <w:noProof/>
+          </w:rPr>
+          <w:t>3</w:t>
+        </w:r>
+      </w:fldSimple>
       <w:r>
         <w:t xml:space="preserve"> </w:t>
       </w:r>
@@ -2975,23 +2853,7 @@
           <w:sz w:val="24"/>
           <w:szCs w:val="24"/>
         </w:rPr>
-        <w:t>) no solo permite reconstruir lo ingresado, sino que abre la puerta a análisis de comportamiento (como inferir patrones de tecleo o contraseñas). Como medida de mitigación, se resalta la importancia de implementar soluciones</w:t>
-      </w:r>
-      <w:r>
-        <w:rPr>
-          <w:rFonts w:ascii="Arial" w:hAnsi="Arial" w:cs="Arial"/>
-          <w:sz w:val="24"/>
-          <w:szCs w:val="24"/>
-        </w:rPr>
-        <w:t xml:space="preserve"> a</w:t>
-      </w:r>
-      <w:r>
-        <w:rPr>
-          <w:rFonts w:ascii="Arial" w:hAnsi="Arial" w:cs="Arial"/>
-          <w:sz w:val="24"/>
-          <w:szCs w:val="24"/>
-        </w:rPr>
-        <w:t xml:space="preserve">ntivirus que detecten llamadas a </w:t>
+        <w:t xml:space="preserve">) no solo permite reconstruir lo ingresado, sino que abre la puerta a análisis de comportamiento (como inferir patrones de tecleo o contraseñas). Como medida de mitigación, se resalta la importancia de implementar soluciones antivirus que detecten llamadas a </w:t>
       </w:r>
       <w:proofErr w:type="spellStart"/>
       <w:r>
@@ -4434,6 +4296,7 @@
   <w:style w:type="character" w:default="1" w:styleId="Fuentedeprrafopredeter">
     <w:name w:val="Default Paragraph Font"/>
     <w:uiPriority w:val="1"/>
+    <w:semiHidden/>
     <w:unhideWhenUsed/>
   </w:style>
   <w:style w:type="table" w:default="1" w:styleId="Tablanormal">
